--- a/Received/5/5, English II.docx
+++ b/Received/5/5, English II.docx
@@ -75,6 +75,16 @@
                               </w:rPr>
                               <w:t>D-</w:t>
                             </w:r>
+                            <w:r>
+                              <w:rPr>
+                                <w:rFonts w:cs="Times New Roman"/>
+                                <w:b/>
+                                <w:bCs/>
+                                <w:sz w:val="32"/>
+                                <w:szCs w:val="32"/>
+                              </w:rPr>
+                              <w:t>18</w:t>
+                            </w:r>
                           </w:p>
                         </w:txbxContent>
                       </wps:txbx>
@@ -112,6 +122,16 @@
                           <w:szCs w:val="32"/>
                         </w:rPr>
                         <w:t>D-</w:t>
+                      </w:r>
+                      <w:r>
+                        <w:rPr>
+                          <w:rFonts w:cs="Times New Roman"/>
+                          <w:b/>
+                          <w:bCs/>
+                          <w:sz w:val="32"/>
+                          <w:szCs w:val="32"/>
+                        </w:rPr>
+                        <w:t>18</w:t>
                       </w:r>
                     </w:p>
                   </w:txbxContent>
@@ -198,7 +218,7 @@
           </mc:Choice>
           <mc:Fallback>
             <w:pict>
-              <v:rect w14:anchorId="5B90F844" id="Rectangle 1" o:spid="_x0000_s1026" style="position:absolute;margin-left:0;margin-top:.65pt;width:37.75pt;height:46.05pt;z-index:251659264;visibility:visible;mso-wrap-style:square;mso-width-percent:0;mso-height-percent:0;mso-wrap-distance-left:9pt;mso-wrap-distance-top:0;mso-wrap-distance-right:9pt;mso-wrap-distance-bottom:0;mso-position-horizontal:absolute;mso-position-horizontal-relative:margin;mso-position-vertical:absolute;mso-position-vertical-relative:text;mso-width-percent:0;mso-height-percent:0;mso-width-relative:margin;mso-height-relative:margin;v-text-anchor:middle" o:gfxdata="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" stroked="f" strokeweight="2pt">
+              <v:rect w14:anchorId="13300DFD" id="Rectangle 1" o:spid="_x0000_s1026" style="position:absolute;margin-left:0;margin-top:.65pt;width:37.75pt;height:46.05pt;z-index:251659264;visibility:visible;mso-wrap-style:square;mso-width-percent:0;mso-height-percent:0;mso-wrap-distance-left:9pt;mso-wrap-distance-top:0;mso-wrap-distance-right:9pt;mso-wrap-distance-bottom:0;mso-position-horizontal:absolute;mso-position-horizontal-relative:margin;mso-position-vertical:absolute;mso-position-vertical-relative:text;mso-width-percent:0;mso-height-percent:0;mso-width-relative:margin;mso-height-relative:margin;v-text-anchor:middle" o:gfxdata="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" stroked="f" strokeweight="2pt">
                 <v:fill r:id="rId7" o:title="" recolor="t" rotate="t" type="frame"/>
                 <w10:wrap anchorx="margin"/>
               </v:rect>
@@ -251,27 +271,7 @@
           <w:sz w:val="24"/>
           <w:szCs w:val="24"/>
         </w:rPr>
-        <w:t xml:space="preserve">Ratnanagar-7, </w:t>
-      </w:r>
-      <w:proofErr w:type="spellStart"/>
-      <w:r>
-        <w:rPr>
-          <w:rFonts w:cs="Times New Roman"/>
-          <w:b/>
-          <w:sz w:val="24"/>
-          <w:szCs w:val="24"/>
-        </w:rPr>
-        <w:t>Sauraha</w:t>
-      </w:r>
-      <w:proofErr w:type="spellEnd"/>
-      <w:r>
-        <w:rPr>
-          <w:rFonts w:cs="Times New Roman"/>
-          <w:b/>
-          <w:sz w:val="24"/>
-          <w:szCs w:val="24"/>
-        </w:rPr>
-        <w:t>, Chitwan</w:t>
+        <w:t>Ratnanagar-7, Sauraha, Chitwan</w:t>
       </w:r>
     </w:p>
     <w:p>
@@ -690,7 +690,7 @@
                 </mc:Choice>
                 <mc:Fallback>
                   <w:pict>
-                    <v:rect w14:anchorId="7A3DA3CE" id="Rectangle 2" o:spid="_x0000_s1026" style="position:absolute;margin-left:427.35pt;margin-top:8.15pt;width:86.25pt;height:34.35pt;z-index:251660288;visibility:visible;mso-wrap-style:square;mso-width-percent:0;mso-height-percent:0;mso-wrap-distance-left:9pt;mso-wrap-distance-top:0;mso-wrap-distance-right:9pt;mso-wrap-distance-bottom:0;mso-position-horizontal:absolute;mso-position-horizontal-relative:text;mso-position-vertical:absolute;mso-position-vertical-relative:text;mso-width-percent:0;mso-height-percent:0;mso-width-relative:page;mso-height-relative:margin;v-text-anchor:middle" o:gfxdata="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" fillcolor="white [3201]" strokecolor="black [3213]" strokeweight="2.25pt">
+                    <v:rect w14:anchorId="667A0939" id="Rectangle 2" o:spid="_x0000_s1026" style="position:absolute;margin-left:427.35pt;margin-top:8.15pt;width:86.25pt;height:34.35pt;z-index:251660288;visibility:visible;mso-wrap-style:square;mso-width-percent:0;mso-height-percent:0;mso-wrap-distance-left:9pt;mso-wrap-distance-top:0;mso-wrap-distance-right:9pt;mso-wrap-distance-bottom:0;mso-position-horizontal:absolute;mso-position-horizontal-relative:text;mso-position-vertical:absolute;mso-position-vertical-relative:text;mso-width-percent:0;mso-height-percent:0;mso-width-relative:page;mso-height-relative:margin;v-text-anchor:middle" o:gfxdata="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" fillcolor="white [3201]" strokecolor="black [3213]" strokeweight="2.25pt">
                       <v:path arrowok="t"/>
                     </v:rect>
                   </w:pict>
@@ -1106,7 +1106,7 @@
           </mc:Choice>
           <mc:Fallback>
             <w:pict>
-              <v:rect w14:anchorId="19206F45" id="Rectangle 4" o:spid="_x0000_s1026" style="position:absolute;margin-left:142.2pt;margin-top:2.7pt;width:1in;height:18pt;z-index:251653120;visibility:visible;mso-wrap-style:square;mso-wrap-distance-left:9pt;mso-wrap-distance-top:0;mso-wrap-distance-right:9pt;mso-wrap-distance-bottom:0;mso-position-horizontal:absolute;mso-position-horizontal-relative:text;mso-position-vertical:absolute;mso-position-vertical-relative:text;v-text-anchor:middle" o:gfxdata="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" filled="f" strokecolor="black [3213]">
+              <v:rect w14:anchorId="71AEC907" id="Rectangle 4" o:spid="_x0000_s1026" style="position:absolute;margin-left:142.2pt;margin-top:2.7pt;width:1in;height:18pt;z-index:251653120;visibility:visible;mso-wrap-style:square;mso-wrap-distance-left:9pt;mso-wrap-distance-top:0;mso-wrap-distance-right:9pt;mso-wrap-distance-bottom:0;mso-position-horizontal:absolute;mso-position-horizontal-relative:text;mso-position-vertical:absolute;mso-position-vertical-relative:text;v-text-anchor:middle" o:gfxdata="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" filled="f" strokecolor="black [3213]">
                 <v:shadow on="t" color="black" opacity="22937f" origin=",.5" offset="0,.63889mm"/>
               </v:rect>
             </w:pict>
@@ -1196,7 +1196,7 @@
           </mc:Choice>
           <mc:Fallback>
             <w:pict>
-              <v:rect w14:anchorId="12305FC2" id="Rectangle 4" o:spid="_x0000_s1026" style="position:absolute;margin-left:170.1pt;margin-top:1.9pt;width:1in;height:18pt;z-index:251665408;visibility:visible;mso-wrap-style:square;mso-wrap-distance-left:9pt;mso-wrap-distance-top:0;mso-wrap-distance-right:9pt;mso-wrap-distance-bottom:0;mso-position-horizontal:absolute;mso-position-horizontal-relative:text;mso-position-vertical:absolute;mso-position-vertical-relative:text;v-text-anchor:middle" o:gfxdata="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" filled="f" strokecolor="black [3213]">
+              <v:rect w14:anchorId="15ADF505" id="Rectangle 4" o:spid="_x0000_s1026" style="position:absolute;margin-left:170.1pt;margin-top:1.9pt;width:1in;height:18pt;z-index:251665408;visibility:visible;mso-wrap-style:square;mso-wrap-distance-left:9pt;mso-wrap-distance-top:0;mso-wrap-distance-right:9pt;mso-wrap-distance-bottom:0;mso-position-horizontal:absolute;mso-position-horizontal-relative:text;mso-position-vertical:absolute;mso-position-vertical-relative:text;v-text-anchor:middle" o:gfxdata="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" filled="f" strokecolor="black [3213]">
                 <v:shadow on="t" color="black" opacity="22937f" origin=",.5" offset="0,.63889mm"/>
               </v:rect>
             </w:pict>
@@ -1286,7 +1286,7 @@
           </mc:Choice>
           <mc:Fallback>
             <w:pict>
-              <v:rect w14:anchorId="6DB35308" id="Rectangle 4" o:spid="_x0000_s1026" style="position:absolute;margin-left:242.7pt;margin-top:2.55pt;width:1in;height:18pt;z-index:251664384;visibility:visible;mso-wrap-style:square;mso-wrap-distance-left:9pt;mso-wrap-distance-top:0;mso-wrap-distance-right:9pt;mso-wrap-distance-bottom:0;mso-position-horizontal:absolute;mso-position-horizontal-relative:text;mso-position-vertical:absolute;mso-position-vertical-relative:text;v-text-anchor:middle" o:gfxdata="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" filled="f" strokecolor="black [3213]">
+              <v:rect w14:anchorId="616E42AC" id="Rectangle 4" o:spid="_x0000_s1026" style="position:absolute;margin-left:242.7pt;margin-top:2.55pt;width:1in;height:18pt;z-index:251664384;visibility:visible;mso-wrap-style:square;mso-wrap-distance-left:9pt;mso-wrap-distance-top:0;mso-wrap-distance-right:9pt;mso-wrap-distance-bottom:0;mso-position-horizontal:absolute;mso-position-horizontal-relative:text;mso-position-vertical:absolute;mso-position-vertical-relative:text;v-text-anchor:middle" o:gfxdata="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" filled="f" strokecolor="black [3213]">
                 <v:shadow on="t" color="black" opacity="22937f" origin=",.5" offset="0,.63889mm"/>
               </v:rect>
             </w:pict>
@@ -1376,7 +1376,7 @@
           </mc:Choice>
           <mc:Fallback>
             <w:pict>
-              <v:rect w14:anchorId="7F8586BF" id="Rectangle 4" o:spid="_x0000_s1026" style="position:absolute;margin-left:218.1pt;margin-top:1.45pt;width:1in;height:18pt;z-index:251658240;visibility:visible;mso-wrap-style:square;mso-wrap-distance-left:9pt;mso-wrap-distance-top:0;mso-wrap-distance-right:9pt;mso-wrap-distance-bottom:0;mso-position-horizontal:absolute;mso-position-horizontal-relative:text;mso-position-vertical:absolute;mso-position-vertical-relative:text;v-text-anchor:middle" o:gfxdata="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" filled="f" strokecolor="black [3213]">
+              <v:rect w14:anchorId="76B4B484" id="Rectangle 4" o:spid="_x0000_s1026" style="position:absolute;margin-left:218.1pt;margin-top:1.45pt;width:1in;height:18pt;z-index:251658240;visibility:visible;mso-wrap-style:square;mso-wrap-distance-left:9pt;mso-wrap-distance-top:0;mso-wrap-distance-right:9pt;mso-wrap-distance-bottom:0;mso-position-horizontal:absolute;mso-position-horizontal-relative:text;mso-position-vertical:absolute;mso-position-vertical-relative:text;v-text-anchor:middle" o:gfxdata="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" filled="f" strokecolor="black [3213]">
                 <v:shadow on="t" color="black" opacity="22937f" origin=",.5" offset="0,.63889mm"/>
               </v:rect>
             </w:pict>
@@ -1410,24 +1410,15 @@
           <w:rFonts w:ascii="Times New Roman" w:hAnsi="Times New Roman" w:cs="Times New Roman"/>
           <w:color w:val="auto"/>
         </w:rPr>
-        <w:t xml:space="preserve">                                                           </w:t>
-      </w:r>
-      <w:proofErr w:type="gramStart"/>
+        <w:t xml:space="preserve">                                                              </w:t>
+      </w:r>
       <w:r>
         <w:rPr>
           <w:rFonts w:ascii="Times New Roman" w:hAnsi="Times New Roman" w:cs="Times New Roman"/>
           <w:color w:val="auto"/>
         </w:rPr>
-        <w:t xml:space="preserve">   </w:t>
-      </w:r>
-      <w:r>
-        <w:rPr>
-          <w:rFonts w:ascii="Times New Roman" w:hAnsi="Times New Roman" w:cs="Times New Roman"/>
-          <w:color w:val="auto"/>
-        </w:rPr>
         <w:t>[</w:t>
       </w:r>
-      <w:proofErr w:type="gramEnd"/>
       <w:r>
         <w:rPr>
           <w:rFonts w:ascii="Times New Roman" w:hAnsi="Times New Roman" w:cs="Times New Roman"/>
@@ -1575,14 +1566,7 @@
         <w:rPr>
           <w:rFonts w:ascii="Times New Roman" w:hAnsi="Times New Roman" w:cs="Times New Roman"/>
         </w:rPr>
-        <w:t xml:space="preserve">                                                </w:t>
-      </w:r>
-      <w:proofErr w:type="gramStart"/>
-      <w:r>
-        <w:rPr>
-          <w:rFonts w:ascii="Times New Roman" w:hAnsi="Times New Roman" w:cs="Times New Roman"/>
-        </w:rPr>
-        <w:t xml:space="preserve">   </w:t>
+        <w:t xml:space="preserve">                                                   </w:t>
       </w:r>
       <w:r>
         <w:rPr>
@@ -1591,7 +1575,6 @@
         </w:rPr>
         <w:t>[</w:t>
       </w:r>
-      <w:proofErr w:type="gramEnd"/>
       <w:r>
         <w:rPr>
           <w:rFonts w:ascii="Times New Roman" w:hAnsi="Times New Roman" w:cs="Times New Roman"/>
@@ -1745,30 +1728,14 @@
           <w:rFonts w:ascii="Times New Roman" w:hAnsi="Times New Roman" w:cs="Times New Roman"/>
           <w:color w:val="auto"/>
         </w:rPr>
-        <w:t xml:space="preserve">                                                              </w:t>
-      </w:r>
-      <w:proofErr w:type="gramStart"/>
+        <w:t xml:space="preserve">                                                                 </w:t>
+      </w:r>
       <w:r>
         <w:rPr>
           <w:rFonts w:ascii="Times New Roman" w:hAnsi="Times New Roman" w:cs="Times New Roman"/>
           <w:color w:val="auto"/>
         </w:rPr>
-        <w:t xml:space="preserve">   </w:t>
-      </w:r>
-      <w:r>
-        <w:rPr>
-          <w:rFonts w:ascii="Times New Roman" w:hAnsi="Times New Roman" w:cs="Times New Roman"/>
-          <w:color w:val="auto"/>
-        </w:rPr>
-        <w:t>[</w:t>
-      </w:r>
-      <w:proofErr w:type="gramEnd"/>
-      <w:r>
-        <w:rPr>
-          <w:rFonts w:ascii="Times New Roman" w:hAnsi="Times New Roman" w:cs="Times New Roman"/>
-          <w:color w:val="auto"/>
-        </w:rPr>
-        <w:t>3]</w:t>
+        <w:t>[3]</w:t>
       </w:r>
     </w:p>
     <w:p>
@@ -1964,35 +1931,7 @@
         <w:rPr>
           <w:rFonts w:cs="Times New Roman"/>
         </w:rPr>
-        <w:t xml:space="preserve">a) </w:t>
-      </w:r>
-      <w:proofErr w:type="spellStart"/>
-      <w:r>
-        <w:rPr>
-          <w:rFonts w:cs="Times New Roman"/>
-        </w:rPr>
-        <w:t>i</w:t>
-      </w:r>
-      <w:proofErr w:type="spellEnd"/>
-      <w:r>
-        <w:rPr>
-          <w:rFonts w:cs="Times New Roman"/>
-        </w:rPr>
-        <w:t xml:space="preserve"> </w:t>
-      </w:r>
-      <w:proofErr w:type="spellStart"/>
-      <w:r>
-        <w:rPr>
-          <w:rFonts w:cs="Times New Roman"/>
-        </w:rPr>
-        <w:t>dont</w:t>
-      </w:r>
-      <w:proofErr w:type="spellEnd"/>
-      <w:r>
-        <w:rPr>
-          <w:rFonts w:cs="Times New Roman"/>
-        </w:rPr>
-        <w:t xml:space="preserve"> trust you</w:t>
+        <w:t>a) i dont trust you</w:t>
       </w:r>
     </w:p>
     <w:p>
@@ -2507,13 +2446,7 @@
         <w:rPr>
           <w:rFonts w:cs="Times New Roman"/>
         </w:rPr>
-        <w:t xml:space="preserve">: </w:t>
-      </w:r>
-      <w:r>
-        <w:rPr>
-          <w:rFonts w:cs="Times New Roman"/>
-        </w:rPr>
-        <w:t>___________________________</w:t>
+        <w:t>: ___________________________</w:t>
       </w:r>
     </w:p>
     <w:p>
@@ -2534,13 +2467,7 @@
         <w:rPr>
           <w:rFonts w:cs="Times New Roman"/>
         </w:rPr>
-        <w:t xml:space="preserve">: </w:t>
-      </w:r>
-      <w:r>
-        <w:rPr>
-          <w:rFonts w:cs="Times New Roman"/>
-        </w:rPr>
-        <w:t>___________________________</w:t>
+        <w:t>: ___________________________</w:t>
       </w:r>
     </w:p>
     <w:p>

--- a/Received/5/5, English II.docx
+++ b/Received/5/5, English II.docx
@@ -218,7 +218,7 @@
           </mc:Choice>
           <mc:Fallback>
             <w:pict>
-              <v:rect w14:anchorId="13300DFD" id="Rectangle 1" o:spid="_x0000_s1026" style="position:absolute;margin-left:0;margin-top:.65pt;width:37.75pt;height:46.05pt;z-index:251659264;visibility:visible;mso-wrap-style:square;mso-width-percent:0;mso-height-percent:0;mso-wrap-distance-left:9pt;mso-wrap-distance-top:0;mso-wrap-distance-right:9pt;mso-wrap-distance-bottom:0;mso-position-horizontal:absolute;mso-position-horizontal-relative:margin;mso-position-vertical:absolute;mso-position-vertical-relative:text;mso-width-percent:0;mso-height-percent:0;mso-width-relative:margin;mso-height-relative:margin;v-text-anchor:middle" o:gfxdata="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" stroked="f" strokeweight="2pt">
+              <v:rect w14:anchorId="010760F2" id="Rectangle 1" o:spid="_x0000_s1026" style="position:absolute;margin-left:0;margin-top:.65pt;width:37.75pt;height:46.05pt;z-index:251659264;visibility:visible;mso-wrap-style:square;mso-width-percent:0;mso-height-percent:0;mso-wrap-distance-left:9pt;mso-wrap-distance-top:0;mso-wrap-distance-right:9pt;mso-wrap-distance-bottom:0;mso-position-horizontal:absolute;mso-position-horizontal-relative:margin;mso-position-vertical:absolute;mso-position-vertical-relative:text;mso-width-percent:0;mso-height-percent:0;mso-width-relative:margin;mso-height-relative:margin;v-text-anchor:middle" o:gfxdata="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" stroked="f" strokeweight="2pt">
                 <v:fill r:id="rId7" o:title="" recolor="t" rotate="t" type="frame"/>
                 <w10:wrap anchorx="margin"/>
               </v:rect>
@@ -407,7 +407,7 @@
           <w:sz w:val="24"/>
           <w:szCs w:val="24"/>
         </w:rPr>
-        <w:t xml:space="preserve"> hrs.</w:t>
+        <w:t xml:space="preserve">1 </w:t>
       </w:r>
       <w:r>
         <w:rPr>
@@ -416,7 +416,7 @@
           <w:sz w:val="24"/>
           <w:szCs w:val="24"/>
         </w:rPr>
-        <w:tab/>
+        <w:t xml:space="preserve"> hr.</w:t>
       </w:r>
       <w:r>
         <w:rPr>
@@ -467,9 +467,10 @@
         <w:rPr>
           <w:rFonts w:cs="Times New Roman"/>
           <w:b/>
-          <w:szCs w:val="28"/>
-        </w:rPr>
-        <w:t>F.M.:</w:t>
+          <w:sz w:val="24"/>
+          <w:szCs w:val="24"/>
+        </w:rPr>
+        <w:tab/>
       </w:r>
       <w:r>
         <w:rPr>
@@ -477,7 +478,7 @@
           <w:b/>
           <w:szCs w:val="28"/>
         </w:rPr>
-        <w:t xml:space="preserve"> </w:t>
+        <w:t>F.M.:</w:t>
       </w:r>
       <w:r>
         <w:rPr>
@@ -486,6 +487,14 @@
           <w:szCs w:val="28"/>
         </w:rPr>
         <w:t xml:space="preserve"> </w:t>
+      </w:r>
+      <w:r>
+        <w:rPr>
+          <w:rFonts w:cs="Times New Roman"/>
+          <w:b/>
+          <w:szCs w:val="28"/>
+        </w:rPr>
+        <w:t>25</w:t>
       </w:r>
     </w:p>
     <w:p>
@@ -690,7 +699,7 @@
                 </mc:Choice>
                 <mc:Fallback>
                   <w:pict>
-                    <v:rect w14:anchorId="667A0939" id="Rectangle 2" o:spid="_x0000_s1026" style="position:absolute;margin-left:427.35pt;margin-top:8.15pt;width:86.25pt;height:34.35pt;z-index:251660288;visibility:visible;mso-wrap-style:square;mso-width-percent:0;mso-height-percent:0;mso-wrap-distance-left:9pt;mso-wrap-distance-top:0;mso-wrap-distance-right:9pt;mso-wrap-distance-bottom:0;mso-position-horizontal:absolute;mso-position-horizontal-relative:text;mso-position-vertical:absolute;mso-position-vertical-relative:text;mso-width-percent:0;mso-height-percent:0;mso-width-relative:page;mso-height-relative:margin;v-text-anchor:middle" o:gfxdata="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" fillcolor="white [3201]" strokecolor="black [3213]" strokeweight="2.25pt">
+                    <v:rect w14:anchorId="123B91B1" id="Rectangle 2" o:spid="_x0000_s1026" style="position:absolute;margin-left:427.35pt;margin-top:8.15pt;width:86.25pt;height:34.35pt;z-index:251660288;visibility:visible;mso-wrap-style:square;mso-width-percent:0;mso-height-percent:0;mso-wrap-distance-left:9pt;mso-wrap-distance-top:0;mso-wrap-distance-right:9pt;mso-wrap-distance-bottom:0;mso-position-horizontal:absolute;mso-position-horizontal-relative:text;mso-position-vertical:absolute;mso-position-vertical-relative:text;mso-width-percent:0;mso-height-percent:0;mso-width-relative:page;mso-height-relative:margin;v-text-anchor:middle" o:gfxdata="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" fillcolor="white [3201]" strokecolor="black [3213]" strokeweight="2.25pt">
                       <v:path arrowok="t"/>
                     </v:rect>
                   </w:pict>
@@ -1027,7 +1036,14 @@
           <w:rFonts w:ascii="Times New Roman" w:hAnsi="Times New Roman" w:cs="Times New Roman"/>
           <w:color w:val="auto"/>
         </w:rPr>
-        <w:t>1. Write True or False:</w:t>
+        <w:t>1. Write True or False</w:t>
+      </w:r>
+      <w:r>
+        <w:rPr>
+          <w:rFonts w:ascii="Times New Roman" w:hAnsi="Times New Roman" w:cs="Times New Roman"/>
+          <w:color w:val="auto"/>
+        </w:rPr>
+        <w:t>.</w:t>
       </w:r>
     </w:p>
     <w:p>
@@ -1106,7 +1122,7 @@
           </mc:Choice>
           <mc:Fallback>
             <w:pict>
-              <v:rect w14:anchorId="71AEC907" id="Rectangle 4" o:spid="_x0000_s1026" style="position:absolute;margin-left:142.2pt;margin-top:2.7pt;width:1in;height:18pt;z-index:251653120;visibility:visible;mso-wrap-style:square;mso-wrap-distance-left:9pt;mso-wrap-distance-top:0;mso-wrap-distance-right:9pt;mso-wrap-distance-bottom:0;mso-position-horizontal:absolute;mso-position-horizontal-relative:text;mso-position-vertical:absolute;mso-position-vertical-relative:text;v-text-anchor:middle" o:gfxdata="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" filled="f" strokecolor="black [3213]">
+              <v:rect w14:anchorId="0E34FB72" id="Rectangle 4" o:spid="_x0000_s1026" style="position:absolute;margin-left:142.2pt;margin-top:2.7pt;width:1in;height:18pt;z-index:251653120;visibility:visible;mso-wrap-style:square;mso-wrap-distance-left:9pt;mso-wrap-distance-top:0;mso-wrap-distance-right:9pt;mso-wrap-distance-bottom:0;mso-position-horizontal:absolute;mso-position-horizontal-relative:text;mso-position-vertical:absolute;mso-position-vertical-relative:text;v-text-anchor:middle" o:gfxdata="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" filled="f" strokecolor="black [3213]">
                 <v:shadow on="t" color="black" opacity="22937f" origin=",.5" offset="0,.63889mm"/>
               </v:rect>
             </w:pict>
@@ -1196,7 +1212,7 @@
           </mc:Choice>
           <mc:Fallback>
             <w:pict>
-              <v:rect w14:anchorId="15ADF505" id="Rectangle 4" o:spid="_x0000_s1026" style="position:absolute;margin-left:170.1pt;margin-top:1.9pt;width:1in;height:18pt;z-index:251665408;visibility:visible;mso-wrap-style:square;mso-wrap-distance-left:9pt;mso-wrap-distance-top:0;mso-wrap-distance-right:9pt;mso-wrap-distance-bottom:0;mso-position-horizontal:absolute;mso-position-horizontal-relative:text;mso-position-vertical:absolute;mso-position-vertical-relative:text;v-text-anchor:middle" o:gfxdata="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" filled="f" strokecolor="black [3213]">
+              <v:rect w14:anchorId="2312F90C" id="Rectangle 4" o:spid="_x0000_s1026" style="position:absolute;margin-left:170.1pt;margin-top:1.9pt;width:1in;height:18pt;z-index:251665408;visibility:visible;mso-wrap-style:square;mso-wrap-distance-left:9pt;mso-wrap-distance-top:0;mso-wrap-distance-right:9pt;mso-wrap-distance-bottom:0;mso-position-horizontal:absolute;mso-position-horizontal-relative:text;mso-position-vertical:absolute;mso-position-vertical-relative:text;v-text-anchor:middle" o:gfxdata="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" filled="f" strokecolor="black [3213]">
                 <v:shadow on="t" color="black" opacity="22937f" origin=",.5" offset="0,.63889mm"/>
               </v:rect>
             </w:pict>
@@ -1286,7 +1302,7 @@
           </mc:Choice>
           <mc:Fallback>
             <w:pict>
-              <v:rect w14:anchorId="616E42AC" id="Rectangle 4" o:spid="_x0000_s1026" style="position:absolute;margin-left:242.7pt;margin-top:2.55pt;width:1in;height:18pt;z-index:251664384;visibility:visible;mso-wrap-style:square;mso-wrap-distance-left:9pt;mso-wrap-distance-top:0;mso-wrap-distance-right:9pt;mso-wrap-distance-bottom:0;mso-position-horizontal:absolute;mso-position-horizontal-relative:text;mso-position-vertical:absolute;mso-position-vertical-relative:text;v-text-anchor:middle" o:gfxdata="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" filled="f" strokecolor="black [3213]">
+              <v:rect w14:anchorId="5499F70C" id="Rectangle 4" o:spid="_x0000_s1026" style="position:absolute;margin-left:242.7pt;margin-top:2.55pt;width:1in;height:18pt;z-index:251664384;visibility:visible;mso-wrap-style:square;mso-wrap-distance-left:9pt;mso-wrap-distance-top:0;mso-wrap-distance-right:9pt;mso-wrap-distance-bottom:0;mso-position-horizontal:absolute;mso-position-horizontal-relative:text;mso-position-vertical:absolute;mso-position-vertical-relative:text;v-text-anchor:middle" o:gfxdata="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" filled="f" strokecolor="black [3213]">
                 <v:shadow on="t" color="black" opacity="22937f" origin=",.5" offset="0,.63889mm"/>
               </v:rect>
             </w:pict>
@@ -1376,7 +1392,7 @@
           </mc:Choice>
           <mc:Fallback>
             <w:pict>
-              <v:rect w14:anchorId="76B4B484" id="Rectangle 4" o:spid="_x0000_s1026" style="position:absolute;margin-left:218.1pt;margin-top:1.45pt;width:1in;height:18pt;z-index:251658240;visibility:visible;mso-wrap-style:square;mso-wrap-distance-left:9pt;mso-wrap-distance-top:0;mso-wrap-distance-right:9pt;mso-wrap-distance-bottom:0;mso-position-horizontal:absolute;mso-position-horizontal-relative:text;mso-position-vertical:absolute;mso-position-vertical-relative:text;v-text-anchor:middle" o:gfxdata="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" filled="f" strokecolor="black [3213]">
+              <v:rect w14:anchorId="302A260C" id="Rectangle 4" o:spid="_x0000_s1026" style="position:absolute;margin-left:218.1pt;margin-top:1.45pt;width:1in;height:18pt;z-index:251658240;visibility:visible;mso-wrap-style:square;mso-wrap-distance-left:9pt;mso-wrap-distance-top:0;mso-wrap-distance-right:9pt;mso-wrap-distance-bottom:0;mso-position-horizontal:absolute;mso-position-horizontal-relative:text;mso-position-vertical:absolute;mso-position-vertical-relative:text;v-text-anchor:middle" o:gfxdata="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" filled="f" strokecolor="black [3213]">
                 <v:shadow on="t" color="black" opacity="22937f" origin=",.5" offset="0,.63889mm"/>
               </v:rect>
             </w:pict>
@@ -1403,7 +1419,14 @@
           <w:rFonts w:ascii="Times New Roman" w:hAnsi="Times New Roman" w:cs="Times New Roman"/>
           <w:color w:val="auto"/>
         </w:rPr>
-        <w:t>2. Fill in the blanks with passive auxiliary verbs:</w:t>
+        <w:t>2. Fill in the blanks with passive auxiliary verbs</w:t>
+      </w:r>
+      <w:r>
+        <w:rPr>
+          <w:rFonts w:ascii="Times New Roman" w:hAnsi="Times New Roman" w:cs="Times New Roman"/>
+          <w:color w:val="auto"/>
+        </w:rPr>
+        <w:t>.</w:t>
       </w:r>
       <w:r>
         <w:rPr>
@@ -1560,7 +1583,14 @@
           <w:rFonts w:ascii="Times New Roman" w:hAnsi="Times New Roman" w:cs="Times New Roman"/>
           <w:color w:val="auto"/>
         </w:rPr>
-        <w:t>3. Change the following sentences into indirect speech:</w:t>
+        <w:t>3. Change the following sentences into indirect speech</w:t>
+      </w:r>
+      <w:r>
+        <w:rPr>
+          <w:rFonts w:ascii="Times New Roman" w:hAnsi="Times New Roman" w:cs="Times New Roman"/>
+          <w:color w:val="auto"/>
+        </w:rPr>
+        <w:t>.</w:t>
       </w:r>
       <w:r>
         <w:rPr>
@@ -1721,7 +1751,14 @@
           <w:rFonts w:ascii="Times New Roman" w:hAnsi="Times New Roman" w:cs="Times New Roman"/>
           <w:color w:val="auto"/>
         </w:rPr>
-        <w:t>4. Fill in the blanks with suitable prepositions:</w:t>
+        <w:t>4. Fill in the blanks with suitable prepositions</w:t>
+      </w:r>
+      <w:r>
+        <w:rPr>
+          <w:rFonts w:ascii="Times New Roman" w:hAnsi="Times New Roman" w:cs="Times New Roman"/>
+          <w:color w:val="auto"/>
+        </w:rPr>
+        <w:t>.</w:t>
       </w:r>
       <w:r>
         <w:rPr>
@@ -1853,7 +1890,14 @@
           <w:rFonts w:ascii="Times New Roman" w:hAnsi="Times New Roman" w:cs="Times New Roman"/>
           <w:color w:val="auto"/>
         </w:rPr>
-        <w:t>5. Punctuate the following sentences:</w:t>
+        <w:t>5. Punctuate the following sentences</w:t>
+      </w:r>
+      <w:r>
+        <w:rPr>
+          <w:rFonts w:ascii="Times New Roman" w:hAnsi="Times New Roman" w:cs="Times New Roman"/>
+          <w:color w:val="auto"/>
+        </w:rPr>
+        <w:t>.</w:t>
       </w:r>
       <w:r>
         <w:rPr>
@@ -2028,7 +2072,14 @@
           <w:rFonts w:ascii="Times New Roman" w:hAnsi="Times New Roman" w:cs="Times New Roman"/>
           <w:color w:val="auto"/>
         </w:rPr>
-        <w:t>6. Fill in the blanks with suitable conjunctions:</w:t>
+        <w:t>6. Fill in the blanks with suitable conjunctions</w:t>
+      </w:r>
+      <w:r>
+        <w:rPr>
+          <w:rFonts w:ascii="Times New Roman" w:hAnsi="Times New Roman" w:cs="Times New Roman"/>
+          <w:color w:val="auto"/>
+        </w:rPr>
+        <w:t>.</w:t>
       </w:r>
       <w:r>
         <w:rPr>
@@ -2184,7 +2235,14 @@
           <w:rFonts w:ascii="Times New Roman" w:hAnsi="Times New Roman" w:cs="Times New Roman"/>
           <w:color w:val="auto"/>
         </w:rPr>
-        <w:t>7. Fill in the right pronouns in the blank space:</w:t>
+        <w:t>7. Fill in the right pronouns in the blank space</w:t>
+      </w:r>
+      <w:r>
+        <w:rPr>
+          <w:rFonts w:ascii="Times New Roman" w:hAnsi="Times New Roman" w:cs="Times New Roman"/>
+          <w:color w:val="auto"/>
+        </w:rPr>
+        <w:t>.</w:t>
       </w:r>
       <w:r>
         <w:rPr>
@@ -2316,7 +2374,14 @@
           <w:rFonts w:ascii="Times New Roman" w:hAnsi="Times New Roman" w:cs="Times New Roman"/>
           <w:color w:val="auto"/>
         </w:rPr>
-        <w:t>8. Write synonyms of given:</w:t>
+        <w:t>8. Write synonyms of given</w:t>
+      </w:r>
+      <w:r>
+        <w:rPr>
+          <w:rFonts w:ascii="Times New Roman" w:hAnsi="Times New Roman" w:cs="Times New Roman"/>
+          <w:color w:val="auto"/>
+        </w:rPr>
+        <w:t>.</w:t>
       </w:r>
       <w:r>
         <w:rPr>
